--- a/index.docx
+++ b/index.docx
@@ -245,7 +245,7 @@
       </w:r>
     </w:p>
     <w:bookmarkEnd w:id="20"/>
-    <w:bookmarkStart w:id="41" w:name="research-strategy"/>
+    <w:bookmarkStart w:id="47" w:name="research-strategy"/>
     <w:p>
       <w:pPr>
         <w:pStyle w:val="Heading1"/>
@@ -579,7 +579,7 @@
       </w:r>
     </w:p>
     <w:bookmarkEnd w:id="27"/>
-    <w:bookmarkStart w:id="40" w:name="approach"/>
+    <w:bookmarkStart w:id="46" w:name="approach"/>
     <w:p>
       <w:pPr>
         <w:pStyle w:val="Heading2"/>
@@ -588,7 +588,7 @@
         <w:t xml:space="preserve">2.3 Approach</w:t>
       </w:r>
     </w:p>
-    <w:bookmarkStart w:id="28" w:name="overview-and-conceptual-model"/>
+    <w:bookmarkStart w:id="34" w:name="overview-and-conceptual-model"/>
     <w:p>
       <w:pPr>
         <w:pStyle w:val="Heading3"/>
@@ -605,68 +605,7 @@
         <w:t xml:space="preserve">This prospective cohort study will compare patient-reported outcomes between adults with moderate-to-severe AD initiating dupilumab versus conventional therapy. The conceptual model serves as the organizing framework: treatment type (the primary exposure) affects disease activity, itch intensity, and sleep disturbance, which in turn influence DLQI and PHQ-9. Confounders including baseline disease severity, treatment history, insurance status, comorbidities, and socioeconomic factors affect both treatment selection and outcomes and must be addressed through propensity score methods. The model assigns each variable an explicit role as exposure, mediator, moderator, or confounder, which prevents the analysis from devolving into a list of variables without rationale and ensures every analytic decision ties back to the hypothesized causal structure.</w:t>
       </w:r>
     </w:p>
-    <w:bookmarkEnd w:id="28"/>
-    <w:bookmarkStart w:id="29" w:name="study-design"/>
-    <w:p>
-      <w:pPr>
-        <w:pStyle w:val="Heading3"/>
-      </w:pPr>
-      <w:r>
-        <w:t xml:space="preserve">2.3.2 Study design</w:t>
-      </w:r>
-    </w:p>
-    <w:p>
-      <w:pPr>
-        <w:pStyle w:val="FirstParagraph"/>
-      </w:pPr>
-      <w:r>
-        <w:t xml:space="preserve">A prospective cohort design is appropriate because randomizing patients to dupilumab versus conventional therapy is neither practical nor ethical. Dupilumab is typically prescribed after conventional options have failed, and insurance authorization creates natural treatment pathways that a research protocol cannot easily override. Two cohorts will be enrolled at treatment initiation and followed for 12 months, with PROs collected at baseline and at 3, 6, and 12 months. Prospective collection ensures standardized outcome measurement rather than reliance on inconsistently documented chart data.</w:t>
-      </w:r>
-    </w:p>
-    <w:p>
-      <w:pPr>
-        <w:pStyle w:val="BodyText"/>
-      </w:pPr>
-      <w:r>
-        <w:t xml:space="preserve">The principal threat to validity is confounding by indication. Dupilumab recipients tend to have more severe disease, meaning baseline differences between groups could bias observed associations. This is a structural problem that propensity score methods partially address for measured confounders but cannot address for unmeasured ones, which is why sensitivity analyses are essential.</w:t>
-      </w:r>
-    </w:p>
-    <w:bookmarkEnd w:id="29"/>
-    <w:bookmarkStart w:id="30" w:name="study-population-and-data-source"/>
-    <w:p>
-      <w:pPr>
-        <w:pStyle w:val="Heading3"/>
-      </w:pPr>
-      <w:r>
-        <w:t xml:space="preserve">2.3.3 Study population and data source</w:t>
-      </w:r>
-    </w:p>
-    <w:p>
-      <w:pPr>
-        <w:pStyle w:val="FirstParagraph"/>
-      </w:pPr>
-      <w:r>
-        <w:t xml:space="preserve">EHR data from a large academic medical center with an active dermatology specialty clinic will be used. EHR data add clinical detail that administrative claims often lack, including laboratory values, disease severity markers, and clinical notes that are essential when outcome ascertainment depends on timing and clinical context. The study population includes adults (age 18 and older) with moderate-to-severe AD confirmed by ICD-10 diagnostic codes and baseline EASI scores of 16 or higher, who initiated either dupilumab or conventional systemic therapy between 2020 and 2025. At least one baseline and one follow-up PRO assessment are required. Exclusion criteria are concurrent use of other biologic agents, participation in interventional clinical trials during the study period, and diagnoses of other inflammatory skin conditions that could confound outcome assessment.</w:t>
-      </w:r>
-    </w:p>
-    <w:p>
-      <w:pPr>
-        <w:pStyle w:val="BodyText"/>
-      </w:pPr>
-      <w:r>
-        <w:t xml:space="preserve">DLQI and PHQ-9 will be extracted from routine clinical assessments documented at baseline and follow-up visits. Both instruments have established reliability, validity, and responsiveness, and both are widely used in clinical practice, which helps maximize data availability and minimize respondent burden. Additional data elements include demographics (age, sex, race/ethnicity), EASI scores, treatment history (number of prior systemic therapies), comorbidities including prior depression/anxiety diagnoses, insurance type, and socioeconomic indicators.</w:t>
-      </w:r>
-    </w:p>
-    <w:bookmarkEnd w:id="30"/>
-    <w:bookmarkStart w:id="32" w:name="variables-and-measurement"/>
-    <w:p>
-      <w:pPr>
-        <w:pStyle w:val="Heading3"/>
-      </w:pPr>
-      <w:r>
-        <w:t xml:space="preserve">2.3.4 Variables and measurement</w:t>
-      </w:r>
-    </w:p>
+    <w:bookmarkStart w:id="33" w:name="cell-fig-conceptual-model"/>
     <w:tbl>
       <w:tblPr>
         <w:tblStyle w:val="Table"/>
@@ -680,7 +619,175 @@
       <w:tr>
         <w:tc>
           <w:tcPr/>
-          <w:bookmarkStart w:id="31" w:name="tbl-variables"/>
+          <w:bookmarkStart w:id="31" w:name="fig-conceptual-model"/>
+          <w:p>
+            <w:pPr>
+              <w:pStyle w:val="Compact"/>
+              <w:jc w:val="center"/>
+            </w:pPr>
+            <w:r>
+              <w:drawing>
+                <wp:inline>
+                  <wp:extent cx="5334000" cy="4267200"/>
+                  <wp:effectExtent b="0" l="0" r="0" t="0"/>
+                  <wp:docPr descr="" title="" id="29" name="Picture"/>
+                  <a:graphic>
+                    <a:graphicData uri="http://schemas.openxmlformats.org/drawingml/2006/picture">
+                      <pic:pic>
+                        <pic:nvPicPr>
+                          <pic:cNvPr descr="index_files/figure-docx/fig-conceptual-model-1.png" id="30" name="Picture"/>
+                          <pic:cNvPicPr>
+                            <a:picLocks noChangeArrowheads="1" noChangeAspect="1"/>
+                          </pic:cNvPicPr>
+                        </pic:nvPicPr>
+                        <pic:blipFill>
+                          <a:blip r:embed="rId28"/>
+                          <a:stretch>
+                            <a:fillRect/>
+                          </a:stretch>
+                        </pic:blipFill>
+                        <pic:spPr bwMode="auto">
+                          <a:xfrm>
+                            <a:off x="0" y="0"/>
+                            <a:ext cx="5334000" cy="4267200"/>
+                          </a:xfrm>
+                          <a:prstGeom prst="rect">
+                            <a:avLst/>
+                          </a:prstGeom>
+                          <a:noFill/>
+                          <a:ln w="9525">
+                            <a:noFill/>
+                            <a:headEnd/>
+                            <a:tailEnd/>
+                          </a:ln>
+                        </pic:spPr>
+                      </pic:pic>
+                    </a:graphicData>
+                  </a:graphic>
+                </wp:inline>
+              </w:drawing>
+            </w:r>
+          </w:p>
+          <w:p>
+            <w:pPr>
+              <w:jc w:val="center"/>
+            </w:pPr>
+            <w:pPr>
+              <w:jc w:val="left"/>
+              <w:spacing w:before="200"/>
+              <w:pStyle w:val="ImageCaption"/>
+            </w:pPr>
+            <w:r>
+              <w:t xml:space="preserve">Figure 1: Conceptual model. The primary causal pathway runs from treatment through mediators to outcomes. Confounders influence both treatment selection and outcomes, creating the need for propensity score adjustment.</w:t>
+            </w:r>
+          </w:p>
+          <w:bookmarkEnd w:id="31"/>
+        </w:tc>
+      </w:tr>
+    </w:tbl>
+    <w:p>
+      <w:pPr>
+        <w:pStyle w:val="BodyText"/>
+      </w:pPr>
+      <w:r>
+        <w:rPr>
+          <w:vertAlign w:val="subscript"/>
+        </w:rPr>
+        <w:t xml:space="preserve">Source:</w:t>
+      </w:r>
+      <w:r>
+        <w:rPr>
+          <w:vertAlign w:val="subscript"/>
+        </w:rPr>
+        <w:t xml:space="preserve"> </w:t>
+      </w:r>
+      <w:hyperlink r:id="rId32">
+        <w:r>
+          <w:rPr>
+            <w:rStyle w:val="Hyperlink"/>
+            <w:vertAlign w:val="subscript"/>
+          </w:rPr>
+          <w:t xml:space="preserve">Article Notebook</w:t>
+        </w:r>
+      </w:hyperlink>
+    </w:p>
+    <w:bookmarkEnd w:id="33"/>
+    <w:bookmarkEnd w:id="34"/>
+    <w:bookmarkStart w:id="35" w:name="study-design"/>
+    <w:p>
+      <w:pPr>
+        <w:pStyle w:val="Heading3"/>
+      </w:pPr>
+      <w:r>
+        <w:t xml:space="preserve">2.3.2 Study design</w:t>
+      </w:r>
+    </w:p>
+    <w:p>
+      <w:pPr>
+        <w:pStyle w:val="FirstParagraph"/>
+      </w:pPr>
+      <w:r>
+        <w:t xml:space="preserve">A prospective cohort design is appropriate because randomizing patients to dupilumab versus conventional therapy is neither practical nor ethical. Dupilumab is typically prescribed after conventional options have failed, and insurance authorization creates natural treatment pathways that a research protocol cannot easily override. Two cohorts will be enrolled at treatment initiation and followed for 12 months, with PROs collected at baseline and at 3, 6, and 12 months. Prospective collection ensures standardized outcome measurement rather than reliance on inconsistently documented chart data.</w:t>
+      </w:r>
+    </w:p>
+    <w:p>
+      <w:pPr>
+        <w:pStyle w:val="BodyText"/>
+      </w:pPr>
+      <w:r>
+        <w:t xml:space="preserve">The principal threat to validity is confounding by indication. Dupilumab recipients tend to have more severe disease, meaning baseline differences between groups could bias observed associations. This is a structural problem that propensity score methods partially address for measured confounders but cannot address for unmeasured ones, which is why sensitivity analyses are essential.</w:t>
+      </w:r>
+    </w:p>
+    <w:bookmarkEnd w:id="35"/>
+    <w:bookmarkStart w:id="36" w:name="study-population-and-data-source"/>
+    <w:p>
+      <w:pPr>
+        <w:pStyle w:val="Heading3"/>
+      </w:pPr>
+      <w:r>
+        <w:t xml:space="preserve">2.3.3 Study population and data source</w:t>
+      </w:r>
+    </w:p>
+    <w:p>
+      <w:pPr>
+        <w:pStyle w:val="FirstParagraph"/>
+      </w:pPr>
+      <w:r>
+        <w:t xml:space="preserve">EHR data from a large academic medical center with an active dermatology specialty clinic will be used. EHR data add clinical detail that administrative claims often lack, including laboratory values, disease severity markers, and clinical notes that are essential when outcome ascertainment depends on timing and clinical context. The study population includes adults (age 18 and older) with moderate-to-severe AD confirmed by ICD-10 diagnostic codes and baseline EASI scores of 16 or higher, who initiated either dupilumab or conventional systemic therapy between 2020 and 2025. At least one baseline and one follow-up PRO assessment are required. Exclusion criteria are concurrent use of other biologic agents, participation in interventional clinical trials during the study period, and diagnoses of other inflammatory skin conditions that could confound outcome assessment.</w:t>
+      </w:r>
+    </w:p>
+    <w:p>
+      <w:pPr>
+        <w:pStyle w:val="BodyText"/>
+      </w:pPr>
+      <w:r>
+        <w:t xml:space="preserve">DLQI and PHQ-9 will be extracted from routine clinical assessments documented at baseline and follow-up visits. Both instruments have established reliability, validity, and responsiveness, and both are widely used in clinical practice, which helps maximize data availability and minimize respondent burden. Additional data elements include demographics (age, sex, race/ethnicity), EASI scores, treatment history (number of prior systemic therapies), comorbidities including prior depression/anxiety diagnoses, insurance type, and socioeconomic indicators.</w:t>
+      </w:r>
+    </w:p>
+    <w:bookmarkEnd w:id="36"/>
+    <w:bookmarkStart w:id="38" w:name="variables-and-measurement"/>
+    <w:p>
+      <w:pPr>
+        <w:pStyle w:val="Heading3"/>
+      </w:pPr>
+      <w:r>
+        <w:t xml:space="preserve">2.3.4 Variables and measurement</w:t>
+      </w:r>
+    </w:p>
+    <w:tbl>
+      <w:tblPr>
+        <w:tblStyle w:val="Table"/>
+        <w:tblW w:type="pct" w:w="5000"/>
+        <w:tblLayout w:type="fixed"/>
+        <w:tblLook w:firstRow="0" w:lastRow="0" w:firstColumn="0" w:lastColumn="0" w:noHBand="0" w:noVBand="0" w:val="0000"/>
+      </w:tblPr>
+      <w:tblGrid>
+        <w:gridCol w:w="7920"/>
+      </w:tblGrid>
+      <w:tr>
+        <w:tc>
+          <w:tcPr/>
+          <w:bookmarkStart w:id="37" w:name="tbl-variables"/>
           <w:p>
             <w:pPr>
               <w:jc w:val="center"/>
@@ -702,11 +809,11 @@
               <w:tblLook w:firstRow="1" w:lastRow="0" w:firstColumn="0" w:lastColumn="0" w:noHBand="0" w:noVBand="0" w:val="0020"/>
             </w:tblPr>
             <w:tblGrid>
-              <w:gridCol w:w="2048"/>
-              <w:gridCol w:w="1365"/>
-              <w:gridCol w:w="1775"/>
-              <w:gridCol w:w="1775"/>
-              <w:gridCol w:w="955"/>
+              <w:gridCol w:w="1584"/>
+              <w:gridCol w:w="1584"/>
+              <w:gridCol w:w="1584"/>
+              <w:gridCol w:w="1584"/>
+              <w:gridCol w:w="1584"/>
             </w:tblGrid>
             <w:tr>
               <w:trPr>
@@ -1456,13 +1563,13 @@
               </w:tc>
             </w:tr>
           </w:tbl>
-          <w:bookmarkEnd w:id="31"/>
+          <w:bookmarkEnd w:id="37"/>
           <w:p/>
         </w:tc>
       </w:tr>
     </w:tbl>
-    <w:bookmarkEnd w:id="32"/>
-    <w:bookmarkStart w:id="33" w:name="X7bbc9c78ec2304fdb66a8c041cd9b1e35a27839"/>
+    <w:bookmarkEnd w:id="38"/>
+    <w:bookmarkStart w:id="39" w:name="X7bbc9c78ec2304fdb66a8c041cd9b1e35a27839"/>
     <w:p>
       <w:pPr>
         <w:pStyle w:val="Heading3"/>
@@ -1495,8 +1602,8 @@
         <w:t xml:space="preserve">A confounder is associated with both treatment selection and outcomes but does not lie on the causal pathway. Confounders must be measured before exposure to avoid conditioning on post-treatment variables that could introduce bias. Insurance status, disease duration, treatment history, depression/anxiety history, and socioeconomic status are all confounders and will be included in the propensity score model.</w:t>
       </w:r>
     </w:p>
-    <w:bookmarkEnd w:id="33"/>
-    <w:bookmarkStart w:id="34" w:name="statistical-analysis-plan"/>
+    <w:bookmarkEnd w:id="39"/>
+    <w:bookmarkStart w:id="40" w:name="statistical-analysis-plan"/>
     <w:p>
       <w:pPr>
         <w:pStyle w:val="Heading3"/>
@@ -1622,8 +1729,8 @@
         <w:t xml:space="preserve">. The three assumptions underlying causal inference (exchangeability, positivity, and consistency) will be explicitly evaluated and discussed.</w:t>
       </w:r>
     </w:p>
-    <w:bookmarkEnd w:id="34"/>
-    <w:bookmarkStart w:id="35" w:name="influence-of-age-sex-and-race"/>
+    <w:bookmarkEnd w:id="40"/>
+    <w:bookmarkStart w:id="41" w:name="influence-of-age-sex-and-race"/>
     <w:p>
       <w:pPr>
         <w:pStyle w:val="Heading3"/>
@@ -1649,8 +1756,8 @@
         <w:t xml:space="preserve">. All three variables will enter the propensity score model as covariates, and interaction analyses (Aim 3) will evaluate whether treatment effects differ across demographic subgroups. Stratum-specific results will be interpreted through effect sizes and confidence intervals rather than significance labels alone.</w:t>
       </w:r>
     </w:p>
-    <w:bookmarkEnd w:id="35"/>
-    <w:bookmarkStart w:id="37" w:name="potential-challenges-and-solutions"/>
+    <w:bookmarkEnd w:id="41"/>
+    <w:bookmarkStart w:id="43" w:name="potential-challenges-and-solutions"/>
     <w:p>
       <w:pPr>
         <w:pStyle w:val="Heading3"/>
@@ -1672,7 +1779,7 @@
       <w:tr>
         <w:tc>
           <w:tcPr/>
-          <w:bookmarkStart w:id="36" w:name="tbl-challenges"/>
+          <w:bookmarkStart w:id="42" w:name="tbl-challenges"/>
           <w:p>
             <w:pPr>
               <w:jc w:val="center"/>
@@ -1694,8 +1801,8 @@
               <w:tblLook w:firstRow="1" w:lastRow="0" w:firstColumn="0" w:lastColumn="0" w:noHBand="0" w:noVBand="0" w:val="0020"/>
             </w:tblPr>
             <w:tblGrid>
-              <w:gridCol w:w="2904"/>
-              <w:gridCol w:w="5016"/>
+              <w:gridCol w:w="2970"/>
+              <w:gridCol w:w="4950"/>
             </w:tblGrid>
             <w:tr>
               <w:trPr>
@@ -1857,13 +1964,13 @@
               </w:tc>
             </w:tr>
           </w:tbl>
-          <w:bookmarkEnd w:id="36"/>
+          <w:bookmarkEnd w:id="42"/>
           <w:p/>
         </w:tc>
       </w:tr>
     </w:tbl>
-    <w:bookmarkEnd w:id="37"/>
-    <w:bookmarkStart w:id="39" w:name="study-timeline"/>
+    <w:bookmarkEnd w:id="43"/>
+    <w:bookmarkStart w:id="45" w:name="study-timeline"/>
     <w:p>
       <w:pPr>
         <w:pStyle w:val="Heading3"/>
@@ -1885,7 +1992,7 @@
       <w:tr>
         <w:tc>
           <w:tcPr/>
-          <w:bookmarkStart w:id="38" w:name="tbl-timeline"/>
+          <w:bookmarkStart w:id="44" w:name="tbl-timeline"/>
           <w:p>
             <w:pPr>
               <w:jc w:val="center"/>
@@ -2354,7 +2461,7 @@
               </w:tc>
             </w:tr>
           </w:tbl>
-          <w:bookmarkEnd w:id="38"/>
+          <w:bookmarkEnd w:id="44"/>
           <w:p/>
         </w:tc>
       </w:tr>
@@ -2364,10 +2471,10 @@
         <w:br w:type="page"/>
       </w:r>
     </w:p>
-    <w:bookmarkEnd w:id="39"/>
-    <w:bookmarkEnd w:id="40"/>
-    <w:bookmarkEnd w:id="41"/>
-    <w:bookmarkStart w:id="75" w:name="references"/>
+    <w:bookmarkEnd w:id="45"/>
+    <w:bookmarkEnd w:id="46"/>
+    <w:bookmarkEnd w:id="47"/>
+    <w:bookmarkStart w:id="81" w:name="references"/>
     <w:p>
       <w:pPr>
         <w:pStyle w:val="Heading1"/>
@@ -2376,8 +2483,8 @@
         <w:t xml:space="preserve">3. References</w:t>
       </w:r>
     </w:p>
-    <w:bookmarkStart w:id="74" w:name="refs"/>
-    <w:bookmarkStart w:id="43" w:name="ref-afshari_unraveling_2024"/>
+    <w:bookmarkStart w:id="80" w:name="refs"/>
+    <w:bookmarkStart w:id="49" w:name="ref-afshari_unraveling_2024"/>
     <w:p>
       <w:pPr>
         <w:pStyle w:val="Bibliography"/>
@@ -2410,7 +2517,7 @@
       <w:r>
         <w:t xml:space="preserve"> </w:t>
       </w:r>
-      <w:hyperlink r:id="rId42">
+      <w:hyperlink r:id="rId48">
         <w:r>
           <w:rPr>
             <w:rStyle w:val="Hyperlink"/>
@@ -2422,8 +2529,8 @@
         <w:t xml:space="preserve">.</w:t>
       </w:r>
     </w:p>
-    <w:bookmarkEnd w:id="43"/>
-    <w:bookmarkStart w:id="45" w:name="ref-austin_introduction_2011"/>
+    <w:bookmarkEnd w:id="49"/>
+    <w:bookmarkStart w:id="51" w:name="ref-austin_introduction_2011"/>
     <w:p>
       <w:pPr>
         <w:pStyle w:val="Bibliography"/>
@@ -2543,7 +2650,7 @@
       <w:r>
         <w:t xml:space="preserve"> </w:t>
       </w:r>
-      <w:hyperlink r:id="rId44">
+      <w:hyperlink r:id="rId50">
         <w:r>
           <w:rPr>
             <w:rStyle w:val="Hyperlink"/>
@@ -2555,8 +2662,8 @@
         <w:t xml:space="preserve">.</w:t>
       </w:r>
     </w:p>
-    <w:bookmarkEnd w:id="45"/>
-    <w:bookmarkStart w:id="47" w:name="ref-basra_determining_2015"/>
+    <w:bookmarkEnd w:id="51"/>
+    <w:bookmarkStart w:id="53" w:name="ref-basra_determining_2015"/>
     <w:p>
       <w:pPr>
         <w:pStyle w:val="Bibliography"/>
@@ -2625,7 +2732,7 @@
       <w:r>
         <w:t xml:space="preserve"> </w:t>
       </w:r>
-      <w:hyperlink r:id="rId46">
+      <w:hyperlink r:id="rId52">
         <w:r>
           <w:rPr>
             <w:rStyle w:val="Hyperlink"/>
@@ -2637,8 +2744,8 @@
         <w:t xml:space="preserve">.</w:t>
       </w:r>
     </w:p>
-    <w:bookmarkEnd w:id="47"/>
-    <w:bookmarkStart w:id="49" w:name="ref-chopra_assessing_2018"/>
+    <w:bookmarkEnd w:id="53"/>
+    <w:bookmarkStart w:id="55" w:name="ref-chopra_assessing_2018"/>
     <w:p>
       <w:pPr>
         <w:pStyle w:val="Bibliography"/>
@@ -2671,7 +2778,7 @@
       <w:r>
         <w:t xml:space="preserve"> </w:t>
       </w:r>
-      <w:hyperlink r:id="rId48">
+      <w:hyperlink r:id="rId54">
         <w:r>
           <w:rPr>
             <w:rStyle w:val="Hyperlink"/>
@@ -2683,8 +2790,8 @@
         <w:t xml:space="preserve">.</w:t>
       </w:r>
     </w:p>
-    <w:bookmarkEnd w:id="49"/>
-    <w:bookmarkStart w:id="51" w:name="ref-drucker_burden_2017"/>
+    <w:bookmarkEnd w:id="55"/>
+    <w:bookmarkStart w:id="57" w:name="ref-drucker_burden_2017"/>
     <w:p>
       <w:pPr>
         <w:pStyle w:val="Bibliography"/>
@@ -2789,7 +2896,7 @@
       <w:r>
         <w:t xml:space="preserve"> </w:t>
       </w:r>
-      <w:hyperlink r:id="rId50">
+      <w:hyperlink r:id="rId56">
         <w:r>
           <w:rPr>
             <w:rStyle w:val="Hyperlink"/>
@@ -2801,8 +2908,8 @@
         <w:t xml:space="preserve">.</w:t>
       </w:r>
     </w:p>
-    <w:bookmarkEnd w:id="51"/>
-    <w:bookmarkStart w:id="53" w:name="ref-eckert_impact_2017"/>
+    <w:bookmarkEnd w:id="57"/>
+    <w:bookmarkStart w:id="59" w:name="ref-eckert_impact_2017"/>
     <w:p>
       <w:pPr>
         <w:pStyle w:val="Bibliography"/>
@@ -2895,7 +3002,7 @@
       <w:r>
         <w:t xml:space="preserve"> </w:t>
       </w:r>
-      <w:hyperlink r:id="rId52">
+      <w:hyperlink r:id="rId58">
         <w:r>
           <w:rPr>
             <w:rStyle w:val="Hyperlink"/>
@@ -2907,8 +3014,8 @@
         <w:t xml:space="preserve">.</w:t>
       </w:r>
     </w:p>
-    <w:bookmarkEnd w:id="53"/>
-    <w:bookmarkStart w:id="55" w:name="ref-eichenfield_guidelines_2014"/>
+    <w:bookmarkEnd w:id="59"/>
+    <w:bookmarkStart w:id="61" w:name="ref-eichenfield_guidelines_2014"/>
     <w:p>
       <w:pPr>
         <w:pStyle w:val="Bibliography"/>
@@ -2953,7 +3060,7 @@
       <w:r>
         <w:t xml:space="preserve"> </w:t>
       </w:r>
-      <w:hyperlink r:id="rId54">
+      <w:hyperlink r:id="rId60">
         <w:r>
           <w:rPr>
             <w:rStyle w:val="Hyperlink"/>
@@ -2965,8 +3072,8 @@
         <w:t xml:space="preserve">.</w:t>
       </w:r>
     </w:p>
-    <w:bookmarkEnd w:id="55"/>
-    <w:bookmarkStart w:id="57" w:name="ref-finlay_dermatology_1994"/>
+    <w:bookmarkEnd w:id="61"/>
+    <w:bookmarkStart w:id="63" w:name="ref-finlay_dermatology_1994"/>
     <w:p>
       <w:pPr>
         <w:pStyle w:val="Bibliography"/>
@@ -3029,7 +3136,7 @@
       <w:r>
         <w:t xml:space="preserve"> </w:t>
       </w:r>
-      <w:hyperlink r:id="rId56">
+      <w:hyperlink r:id="rId62">
         <w:r>
           <w:rPr>
             <w:rStyle w:val="Hyperlink"/>
@@ -3041,8 +3148,8 @@
         <w:t xml:space="preserve">.</w:t>
       </w:r>
     </w:p>
-    <w:bookmarkEnd w:id="57"/>
-    <w:bookmarkStart w:id="59" w:name="ref-kroenke_phq-9_2001"/>
+    <w:bookmarkEnd w:id="63"/>
+    <w:bookmarkStart w:id="65" w:name="ref-kroenke_phq-9_2001"/>
     <w:p>
       <w:pPr>
         <w:pStyle w:val="Bibliography"/>
@@ -3084,7 +3191,7 @@
       <w:r>
         <w:t xml:space="preserve"> </w:t>
       </w:r>
-      <w:hyperlink r:id="rId58">
+      <w:hyperlink r:id="rId64">
         <w:r>
           <w:rPr>
             <w:rStyle w:val="Hyperlink"/>
@@ -3096,8 +3203,8 @@
         <w:t xml:space="preserve">.</w:t>
       </w:r>
     </w:p>
-    <w:bookmarkEnd w:id="59"/>
-    <w:bookmarkStart w:id="61" w:name="ref-silverberg_patient_2018"/>
+    <w:bookmarkEnd w:id="65"/>
+    <w:bookmarkStart w:id="67" w:name="ref-silverberg_patient_2018"/>
     <w:p>
       <w:pPr>
         <w:pStyle w:val="Bibliography"/>
@@ -3154,7 +3261,7 @@
       <w:r>
         <w:t xml:space="preserve"> </w:t>
       </w:r>
-      <w:hyperlink r:id="rId60">
+      <w:hyperlink r:id="rId66">
         <w:r>
           <w:rPr>
             <w:rStyle w:val="Hyperlink"/>
@@ -3166,8 +3273,8 @@
         <w:t xml:space="preserve">.</w:t>
       </w:r>
     </w:p>
-    <w:bookmarkEnd w:id="61"/>
-    <w:bookmarkStart w:id="63" w:name="ref-silverberg_adult_2013"/>
+    <w:bookmarkEnd w:id="67"/>
+    <w:bookmarkStart w:id="69" w:name="ref-silverberg_adult_2013"/>
     <w:p>
       <w:pPr>
         <w:pStyle w:val="Bibliography"/>
@@ -3212,7 +3319,7 @@
       <w:r>
         <w:t xml:space="preserve"> </w:t>
       </w:r>
-      <w:hyperlink r:id="rId62">
+      <w:hyperlink r:id="rId68">
         <w:r>
           <w:rPr>
             <w:rStyle w:val="Hyperlink"/>
@@ -3224,8 +3331,8 @@
         <w:t xml:space="preserve">.</w:t>
       </w:r>
     </w:p>
-    <w:bookmarkEnd w:id="63"/>
-    <w:bookmarkStart w:id="65" w:name="ref-simpson_two_2016"/>
+    <w:bookmarkEnd w:id="69"/>
+    <w:bookmarkStart w:id="71" w:name="ref-simpson_two_2016"/>
     <w:p>
       <w:pPr>
         <w:pStyle w:val="Bibliography"/>
@@ -3321,7 +3428,7 @@
       <w:r>
         <w:t xml:space="preserve"> </w:t>
       </w:r>
-      <w:hyperlink r:id="rId64">
+      <w:hyperlink r:id="rId70">
         <w:r>
           <w:rPr>
             <w:rStyle w:val="Hyperlink"/>
@@ -3333,8 +3440,8 @@
         <w:t xml:space="preserve">.</w:t>
       </w:r>
     </w:p>
-    <w:bookmarkEnd w:id="65"/>
-    <w:bookmarkStart w:id="67" w:name="ref-tackett_structural_2020"/>
+    <w:bookmarkEnd w:id="71"/>
+    <w:bookmarkStart w:id="73" w:name="ref-tackett_structural_2020"/>
     <w:p>
       <w:pPr>
         <w:pStyle w:val="Bibliography"/>
@@ -3385,7 +3492,7 @@
       <w:r>
         <w:t xml:space="preserve"> </w:t>
       </w:r>
-      <w:hyperlink r:id="rId66">
+      <w:hyperlink r:id="rId72">
         <w:r>
           <w:rPr>
             <w:rStyle w:val="Hyperlink"/>
@@ -3397,8 +3504,8 @@
         <w:t xml:space="preserve">.</w:t>
       </w:r>
     </w:p>
-    <w:bookmarkEnd w:id="67"/>
-    <w:bookmarkStart w:id="69" w:name="ref-vanderweele_sensitivity_2017"/>
+    <w:bookmarkEnd w:id="73"/>
+    <w:bookmarkStart w:id="75" w:name="ref-vanderweele_sensitivity_2017"/>
     <w:p>
       <w:pPr>
         <w:pStyle w:val="Bibliography"/>
@@ -3485,7 +3592,7 @@
       <w:r>
         <w:t xml:space="preserve"> </w:t>
       </w:r>
-      <w:hyperlink r:id="rId68">
+      <w:hyperlink r:id="rId74">
         <w:r>
           <w:rPr>
             <w:rStyle w:val="Hyperlink"/>
@@ -3497,8 +3604,8 @@
         <w:t xml:space="preserve">.</w:t>
       </w:r>
     </w:p>
-    <w:bookmarkEnd w:id="69"/>
-    <w:bookmarkStart w:id="71" w:name="ref-white_multiple_2011"/>
+    <w:bookmarkEnd w:id="75"/>
+    <w:bookmarkStart w:id="77" w:name="ref-white_multiple_2011"/>
     <w:p>
       <w:pPr>
         <w:pStyle w:val="Bibliography"/>
@@ -3531,7 +3638,7 @@
       <w:r>
         <w:t xml:space="preserve"> </w:t>
       </w:r>
-      <w:hyperlink r:id="rId70">
+      <w:hyperlink r:id="rId76">
         <w:r>
           <w:rPr>
             <w:rStyle w:val="Hyperlink"/>
@@ -3543,8 +3650,8 @@
         <w:t xml:space="preserve">.</w:t>
       </w:r>
     </w:p>
-    <w:bookmarkEnd w:id="71"/>
-    <w:bookmarkStart w:id="73" w:name="ref-yu_systematic_2018"/>
+    <w:bookmarkEnd w:id="77"/>
+    <w:bookmarkStart w:id="79" w:name="ref-yu_systematic_2018"/>
     <w:p>
       <w:pPr>
         <w:pStyle w:val="Bibliography"/>
@@ -3577,7 +3684,7 @@
       <w:r>
         <w:t xml:space="preserve"> </w:t>
       </w:r>
-      <w:hyperlink r:id="rId72">
+      <w:hyperlink r:id="rId78">
         <w:r>
           <w:rPr>
             <w:rStyle w:val="Hyperlink"/>
@@ -3589,9 +3696,9 @@
         <w:t xml:space="preserve">.</w:t>
       </w:r>
     </w:p>
-    <w:bookmarkEnd w:id="73"/>
-    <w:bookmarkEnd w:id="74"/>
-    <w:bookmarkEnd w:id="75"/>
+    <w:bookmarkEnd w:id="79"/>
+    <w:bookmarkEnd w:id="80"/>
+    <w:bookmarkEnd w:id="81"/>
     <w:sectPr>
       <w:footnotePr>
         <w:numRestart w:val="eachSect"/>

--- a/index.docx
+++ b/index.docx
@@ -31,7 +31,7 @@
         <w:pStyle w:val="Date"/>
       </w:pPr>
       <w:r>
-        <w:t xml:space="preserve">2026-04-16</w:t>
+        <w:t xml:space="preserve">2026-04-17</w:t>
       </w:r>
     </w:p>
     <w:p>
@@ -50,7 +50,7 @@
         <w:t xml:space="preserve">This grant proposal compares patient-reported outcomes between dupilumab and conventional therapy in adults with moderate-to-severe atopic dermatitis using observational electronic health record data.</w:t>
       </w:r>
     </w:p>
-    <w:bookmarkStart w:id="20" w:name="specific-aims"/>
+    <w:bookmarkStart w:id="9" w:name="specific-aims"/>
     <w:p>
       <w:pPr>
         <w:pStyle w:val="Heading1"/>
@@ -204,7 +204,7 @@
         <w:t xml:space="preserve"> </w:t>
       </w:r>
       <w:r>
-        <w:t xml:space="preserve">(Kroenke, Spitzer, and Williams 2001)</w:t>
+        <w:t xml:space="preserve">(Kroenke et al. 2001)</w:t>
       </w:r>
       <w:r>
         <w:t xml:space="preserve"> </w:t>
@@ -244,8 +244,8 @@
         <w:br w:type="page"/>
       </w:r>
     </w:p>
-    <w:bookmarkEnd w:id="20"/>
-    <w:bookmarkStart w:id="47" w:name="research-strategy"/>
+    <w:bookmarkEnd w:id="9"/>
+    <w:bookmarkStart w:id="36" w:name="research-strategy"/>
     <w:p>
       <w:pPr>
         <w:pStyle w:val="Heading1"/>
@@ -254,7 +254,7 @@
         <w:t xml:space="preserve">2. Research Strategy</w:t>
       </w:r>
     </w:p>
-    <w:bookmarkStart w:id="26" w:name="significance"/>
+    <w:bookmarkStart w:id="15" w:name="significance"/>
     <w:p>
       <w:pPr>
         <w:pStyle w:val="Heading2"/>
@@ -263,7 +263,7 @@
         <w:t xml:space="preserve">2.1 Significance</w:t>
       </w:r>
     </w:p>
-    <w:bookmarkStart w:id="21" w:name="burden-of-atopic-dermatitis"/>
+    <w:bookmarkStart w:id="10" w:name="burden-of-atopic-dermatitis"/>
     <w:p>
       <w:pPr>
         <w:pStyle w:val="Heading3"/>
@@ -307,8 +307,8 @@
         <w:t xml:space="preserve">, and the outcomes patients care about most are experiential: how the disease affects daily activities, relationships, and emotional well-being rather than the specific values on a clinical severity scale.</w:t>
       </w:r>
     </w:p>
-    <w:bookmarkEnd w:id="21"/>
-    <w:bookmarkStart w:id="22" w:name="Xfd670677bc8adce16cfcd2443519cb9aa72afaa"/>
+    <w:bookmarkEnd w:id="10"/>
+    <w:bookmarkStart w:id="11" w:name="Xfd670677bc8adce16cfcd2443519cb9aa72afaa"/>
     <w:p>
       <w:pPr>
         <w:pStyle w:val="Heading3"/>
@@ -343,8 +343,8 @@
         <w:t xml:space="preserve">. Those trials, however, enrolled highly selected populations under controlled conditions. Their findings do not necessarily extend to the broader population seen in routine practice, where adherence is lower, comorbidities are common, and clinical monitoring is less frequent.</w:t>
       </w:r>
     </w:p>
-    <w:bookmarkEnd w:id="22"/>
-    <w:bookmarkStart w:id="23" w:name="X9423de010d888873918de8fc352754b16e3e3b2"/>
+    <w:bookmarkEnd w:id="11"/>
+    <w:bookmarkStart w:id="12" w:name="X9423de010d888873918de8fc352754b16e3e3b2"/>
     <w:p>
       <w:pPr>
         <w:pStyle w:val="Heading3"/>
@@ -370,8 +370,8 @@
         <w:t xml:space="preserve">. Clinical severity captures important biological information but does not reflect the full scope of what patients experience. DLQI was chosen for this study because it is a condition-specific instrument that captures the particular impact of skin disease on daily life, and because condition-specific measures tend to be more responsive to treatment-related change than generic measures when a real treatment effect is present. PHQ-9 adds a complementary dimension by capturing depressive symptom burden, which is a recognized comorbidity that amplifies overall disease impact. The pairing of these two instruments produces a more complete picture of how treatments affect patients than either clinical severity scores or generic health measures alone.</w:t>
       </w:r>
     </w:p>
-    <w:bookmarkEnd w:id="23"/>
-    <w:bookmarkStart w:id="24" w:name="Xf65208942643a504d272777587681997ab91131"/>
+    <w:bookmarkEnd w:id="12"/>
+    <w:bookmarkStart w:id="13" w:name="Xf65208942643a504d272777587681997ab91131"/>
     <w:p>
       <w:pPr>
         <w:pStyle w:val="Heading3"/>
@@ -397,8 +397,8 @@
         <w:t xml:space="preserve">. This variation creates selection effects in who receives biologic therapy, with implications for both the internal validity of observational comparisons and for health equity. Financial burden can also independently worsen depression scores and reduce adherence, potentially attenuating treatment benefits regardless of pharmacologic efficacy. These cost-related dynamics must be accounted for when interpreting PRO differences between treatment groups and when designing future studies that address economic barriers to care.</w:t>
       </w:r>
     </w:p>
-    <w:bookmarkEnd w:id="24"/>
-    <w:bookmarkStart w:id="25" w:name="importance-to-the-field"/>
+    <w:bookmarkEnd w:id="13"/>
+    <w:bookmarkStart w:id="14" w:name="importance-to-the-field"/>
     <w:p>
       <w:pPr>
         <w:pStyle w:val="Heading3"/>
@@ -415,9 +415,9 @@
         <w:t xml:space="preserve">By generating the kind of observational evidence that PAR-24-280 is designed to support, this project will provide data that directly inform the design of future clinical studies in AD, including identification of appropriate primary endpoints and characterization of the subgroups most likely to benefit from biologic therapy.</w:t>
       </w:r>
     </w:p>
-    <w:bookmarkEnd w:id="25"/>
-    <w:bookmarkEnd w:id="26"/>
-    <w:bookmarkStart w:id="27" w:name="innovation"/>
+    <w:bookmarkEnd w:id="14"/>
+    <w:bookmarkEnd w:id="15"/>
+    <w:bookmarkStart w:id="16" w:name="innovation"/>
     <w:p>
       <w:pPr>
         <w:pStyle w:val="Heading2"/>
@@ -572,14 +572,14 @@
         <w:t xml:space="preserve"> </w:t>
       </w:r>
       <w:r>
-        <w:t xml:space="preserve">(Kroenke, Spitzer, and Williams 2001)</w:t>
+        <w:t xml:space="preserve">(Kroenke et al. 2001)</w:t>
       </w:r>
       <w:r>
         <w:t xml:space="preserve">), rather than on whether a result crosses a p-value threshold. Statistically significant findings do not guarantee clinically important effects, particularly in large samples where small differences can produce low p-values. Nonsignificant findings in smaller samples may reflect imprecision rather than absence of effect. Interpretation grounded in effect magnitude and clinical thresholds is more useful for treatment decisions than a binary significance label.</w:t>
       </w:r>
     </w:p>
-    <w:bookmarkEnd w:id="27"/>
-    <w:bookmarkStart w:id="46" w:name="approach"/>
+    <w:bookmarkEnd w:id="16"/>
+    <w:bookmarkStart w:id="35" w:name="approach"/>
     <w:p>
       <w:pPr>
         <w:pStyle w:val="Heading2"/>
@@ -588,7 +588,7 @@
         <w:t xml:space="preserve">2.3 Approach</w:t>
       </w:r>
     </w:p>
-    <w:bookmarkStart w:id="34" w:name="overview-and-conceptual-model"/>
+    <w:bookmarkStart w:id="23" w:name="overview-and-conceptual-model"/>
     <w:p>
       <w:pPr>
         <w:pStyle w:val="Heading3"/>
@@ -605,7 +605,7 @@
         <w:t xml:space="preserve">This prospective cohort study will compare patient-reported outcomes between adults with moderate-to-severe AD initiating dupilumab versus conventional therapy. The conceptual model serves as the organizing framework: treatment type (the primary exposure) affects disease activity, itch intensity, and sleep disturbance, which in turn influence DLQI and PHQ-9. Confounders including baseline disease severity, treatment history, insurance status, comorbidities, and socioeconomic factors affect both treatment selection and outcomes and must be addressed through propensity score methods. The model assigns each variable an explicit role as exposure, mediator, moderator, or confounder, which prevents the analysis from devolving into a list of variables without rationale and ensures every analytic decision ties back to the hypothesized causal structure.</w:t>
       </w:r>
     </w:p>
-    <w:bookmarkStart w:id="33" w:name="cell-fig-conceptual-model"/>
+    <w:bookmarkStart w:id="22" w:name="cell-fig-conceptual-model"/>
     <w:tbl>
       <w:tblPr>
         <w:tblStyle w:val="Table"/>
@@ -619,7 +619,7 @@
       <w:tr>
         <w:tc>
           <w:tcPr/>
-          <w:bookmarkStart w:id="31" w:name="fig-conceptual-model"/>
+          <w:bookmarkStart w:id="20" w:name="fig-conceptual-model"/>
           <w:p>
             <w:pPr>
               <w:pStyle w:val="Compact"/>
@@ -630,18 +630,18 @@
                 <wp:inline>
                   <wp:extent cx="5334000" cy="4267200"/>
                   <wp:effectExtent b="0" l="0" r="0" t="0"/>
-                  <wp:docPr descr="" title="" id="29" name="Picture"/>
+                  <wp:docPr descr="" title="" id="18" name="Picture"/>
                   <a:graphic>
                     <a:graphicData uri="http://schemas.openxmlformats.org/drawingml/2006/picture">
                       <pic:pic>
                         <pic:nvPicPr>
-                          <pic:cNvPr descr="index_files/figure-docx/fig-conceptual-model-1.png" id="30" name="Picture"/>
+                          <pic:cNvPr descr="index_files/figure-docx/fig-conceptual-model-1.png" id="19" name="Picture"/>
                           <pic:cNvPicPr>
                             <a:picLocks noChangeArrowheads="1" noChangeAspect="1"/>
                           </pic:cNvPicPr>
                         </pic:nvPicPr>
                         <pic:blipFill>
-                          <a:blip r:embed="rId28"/>
+                          <a:blip r:embed="rId17"/>
                           <a:stretch>
                             <a:fillRect/>
                           </a:stretch>
@@ -681,7 +681,7 @@
               <w:t xml:space="preserve">Figure 1: Conceptual model. The primary causal pathway runs from treatment through mediators to outcomes. Confounders influence both treatment selection and outcomes, creating the need for propensity score adjustment.</w:t>
             </w:r>
           </w:p>
-          <w:bookmarkEnd w:id="31"/>
+          <w:bookmarkEnd w:id="20"/>
         </w:tc>
       </w:tr>
     </w:tbl>
@@ -701,7 +701,7 @@
         </w:rPr>
         <w:t xml:space="preserve"> </w:t>
       </w:r>
-      <w:hyperlink r:id="rId32">
+      <w:hyperlink r:id="rId21">
         <w:r>
           <w:rPr>
             <w:rStyle w:val="Hyperlink"/>
@@ -711,9 +711,9 @@
         </w:r>
       </w:hyperlink>
     </w:p>
-    <w:bookmarkEnd w:id="33"/>
-    <w:bookmarkEnd w:id="34"/>
-    <w:bookmarkStart w:id="35" w:name="study-design"/>
+    <w:bookmarkEnd w:id="22"/>
+    <w:bookmarkEnd w:id="23"/>
+    <w:bookmarkStart w:id="24" w:name="study-design"/>
     <w:p>
       <w:pPr>
         <w:pStyle w:val="Heading3"/>
@@ -738,8 +738,8 @@
         <w:t xml:space="preserve">The principal threat to validity is confounding by indication. Dupilumab recipients tend to have more severe disease, meaning baseline differences between groups could bias observed associations. This is a structural problem that propensity score methods partially address for measured confounders but cannot address for unmeasured ones, which is why sensitivity analyses are essential.</w:t>
       </w:r>
     </w:p>
-    <w:bookmarkEnd w:id="35"/>
-    <w:bookmarkStart w:id="36" w:name="study-population-and-data-source"/>
+    <w:bookmarkEnd w:id="24"/>
+    <w:bookmarkStart w:id="25" w:name="study-population-and-data-source"/>
     <w:p>
       <w:pPr>
         <w:pStyle w:val="Heading3"/>
@@ -764,8 +764,8 @@
         <w:t xml:space="preserve">DLQI and PHQ-9 will be extracted from routine clinical assessments documented at baseline and follow-up visits. Both instruments have established reliability, validity, and responsiveness, and both are widely used in clinical practice, which helps maximize data availability and minimize respondent burden. Additional data elements include demographics (age, sex, race/ethnicity), EASI scores, treatment history (number of prior systemic therapies), comorbidities including prior depression/anxiety diagnoses, insurance type, and socioeconomic indicators.</w:t>
       </w:r>
     </w:p>
-    <w:bookmarkEnd w:id="36"/>
-    <w:bookmarkStart w:id="38" w:name="variables-and-measurement"/>
+    <w:bookmarkEnd w:id="25"/>
+    <w:bookmarkStart w:id="27" w:name="variables-and-measurement"/>
     <w:p>
       <w:pPr>
         <w:pStyle w:val="Heading3"/>
@@ -787,7 +787,7 @@
       <w:tr>
         <w:tc>
           <w:tcPr/>
-          <w:bookmarkStart w:id="37" w:name="tbl-variables"/>
+          <w:bookmarkStart w:id="26" w:name="tbl-variables"/>
           <w:p>
             <w:pPr>
               <w:jc w:val="center"/>
@@ -1563,13 +1563,13 @@
               </w:tc>
             </w:tr>
           </w:tbl>
-          <w:bookmarkEnd w:id="37"/>
+          <w:bookmarkEnd w:id="26"/>
           <w:p/>
         </w:tc>
       </w:tr>
     </w:tbl>
-    <w:bookmarkEnd w:id="38"/>
-    <w:bookmarkStart w:id="39" w:name="X7bbc9c78ec2304fdb66a8c041cd9b1e35a27839"/>
+    <w:bookmarkEnd w:id="27"/>
+    <w:bookmarkStart w:id="28" w:name="X7bbc9c78ec2304fdb66a8c041cd9b1e35a27839"/>
     <w:p>
       <w:pPr>
         <w:pStyle w:val="Heading3"/>
@@ -1602,8 +1602,8 @@
         <w:t xml:space="preserve">A confounder is associated with both treatment selection and outcomes but does not lie on the causal pathway. Confounders must be measured before exposure to avoid conditioning on post-treatment variables that could introduce bias. Insurance status, disease duration, treatment history, depression/anxiety history, and socioeconomic status are all confounders and will be included in the propensity score model.</w:t>
       </w:r>
     </w:p>
-    <w:bookmarkEnd w:id="39"/>
-    <w:bookmarkStart w:id="40" w:name="statistical-analysis-plan"/>
+    <w:bookmarkEnd w:id="28"/>
+    <w:bookmarkStart w:id="29" w:name="statistical-analysis-plan"/>
     <w:p>
       <w:pPr>
         <w:pStyle w:val="Heading3"/>
@@ -1696,7 +1696,7 @@
         <w:t xml:space="preserve"> </w:t>
       </w:r>
       <w:r>
-        <w:t xml:space="preserve">(White, Royston, and Wood 2011)</w:t>
+        <w:t xml:space="preserve">(White et al. 2011)</w:t>
       </w:r>
       <w:r>
         <w:t xml:space="preserve">. Because EHR data often exhibit missingness that is not completely at random, sensitivity analyses will compare imputed results to complete-case analyses. Substantial divergence between approaches will prompt more cautious interpretation.</w:t>
@@ -1729,8 +1729,8 @@
         <w:t xml:space="preserve">. The three assumptions underlying causal inference (exchangeability, positivity, and consistency) will be explicitly evaluated and discussed.</w:t>
       </w:r>
     </w:p>
-    <w:bookmarkEnd w:id="40"/>
-    <w:bookmarkStart w:id="41" w:name="influence-of-age-sex-and-race"/>
+    <w:bookmarkEnd w:id="29"/>
+    <w:bookmarkStart w:id="30" w:name="influence-of-age-sex-and-race"/>
     <w:p>
       <w:pPr>
         <w:pStyle w:val="Heading3"/>
@@ -1756,8 +1756,8 @@
         <w:t xml:space="preserve">. All three variables will enter the propensity score model as covariates, and interaction analyses (Aim 3) will evaluate whether treatment effects differ across demographic subgroups. Stratum-specific results will be interpreted through effect sizes and confidence intervals rather than significance labels alone.</w:t>
       </w:r>
     </w:p>
-    <w:bookmarkEnd w:id="41"/>
-    <w:bookmarkStart w:id="43" w:name="potential-challenges-and-solutions"/>
+    <w:bookmarkEnd w:id="30"/>
+    <w:bookmarkStart w:id="32" w:name="potential-challenges-and-solutions"/>
     <w:p>
       <w:pPr>
         <w:pStyle w:val="Heading3"/>
@@ -1779,7 +1779,7 @@
       <w:tr>
         <w:tc>
           <w:tcPr/>
-          <w:bookmarkStart w:id="42" w:name="tbl-challenges"/>
+          <w:bookmarkStart w:id="31" w:name="tbl-challenges"/>
           <w:p>
             <w:pPr>
               <w:jc w:val="center"/>
@@ -1964,13 +1964,13 @@
               </w:tc>
             </w:tr>
           </w:tbl>
-          <w:bookmarkEnd w:id="42"/>
+          <w:bookmarkEnd w:id="31"/>
           <w:p/>
         </w:tc>
       </w:tr>
     </w:tbl>
-    <w:bookmarkEnd w:id="43"/>
-    <w:bookmarkStart w:id="45" w:name="study-timeline"/>
+    <w:bookmarkEnd w:id="32"/>
+    <w:bookmarkStart w:id="34" w:name="study-timeline"/>
     <w:p>
       <w:pPr>
         <w:pStyle w:val="Heading3"/>
@@ -1992,7 +1992,7 @@
       <w:tr>
         <w:tc>
           <w:tcPr/>
-          <w:bookmarkStart w:id="44" w:name="tbl-timeline"/>
+          <w:bookmarkStart w:id="33" w:name="tbl-timeline"/>
           <w:p>
             <w:pPr>
               <w:jc w:val="center"/>
@@ -2461,7 +2461,7 @@
               </w:tc>
             </w:tr>
           </w:tbl>
-          <w:bookmarkEnd w:id="44"/>
+          <w:bookmarkEnd w:id="33"/>
           <w:p/>
         </w:tc>
       </w:tr>
@@ -2471,10 +2471,10 @@
         <w:br w:type="page"/>
       </w:r>
     </w:p>
-    <w:bookmarkEnd w:id="45"/>
-    <w:bookmarkEnd w:id="46"/>
-    <w:bookmarkEnd w:id="47"/>
-    <w:bookmarkStart w:id="81" w:name="references"/>
+    <w:bookmarkEnd w:id="34"/>
+    <w:bookmarkEnd w:id="35"/>
+    <w:bookmarkEnd w:id="36"/>
+    <w:bookmarkStart w:id="70" w:name="references"/>
     <w:p>
       <w:pPr>
         <w:pStyle w:val="Heading1"/>
@@ -2483,8 +2483,8 @@
         <w:t xml:space="preserve">3. References</w:t>
       </w:r>
     </w:p>
-    <w:bookmarkStart w:id="80" w:name="refs"/>
-    <w:bookmarkStart w:id="49" w:name="ref-afshari_unraveling_2024"/>
+    <w:bookmarkStart w:id="69" w:name="refs"/>
+    <w:bookmarkStart w:id="38" w:name="ref-afshari_unraveling_2024"/>
     <w:p>
       <w:pPr>
         <w:pStyle w:val="Bibliography"/>
@@ -2517,7 +2517,7 @@
       <w:r>
         <w:t xml:space="preserve"> </w:t>
       </w:r>
-      <w:hyperlink r:id="rId48">
+      <w:hyperlink r:id="rId37">
         <w:r>
           <w:rPr>
             <w:rStyle w:val="Hyperlink"/>
@@ -2529,8 +2529,8 @@
         <w:t xml:space="preserve">.</w:t>
       </w:r>
     </w:p>
-    <w:bookmarkEnd w:id="49"/>
-    <w:bookmarkStart w:id="51" w:name="ref-austin_introduction_2011"/>
+    <w:bookmarkEnd w:id="38"/>
+    <w:bookmarkStart w:id="40" w:name="ref-austin_introduction_2011"/>
     <w:p>
       <w:pPr>
         <w:pStyle w:val="Bibliography"/>
@@ -2650,7 +2650,7 @@
       <w:r>
         <w:t xml:space="preserve"> </w:t>
       </w:r>
-      <w:hyperlink r:id="rId50">
+      <w:hyperlink r:id="rId39">
         <w:r>
           <w:rPr>
             <w:rStyle w:val="Hyperlink"/>
@@ -2662,8 +2662,8 @@
         <w:t xml:space="preserve">.</w:t>
       </w:r>
     </w:p>
-    <w:bookmarkEnd w:id="51"/>
-    <w:bookmarkStart w:id="53" w:name="ref-basra_determining_2015"/>
+    <w:bookmarkEnd w:id="40"/>
+    <w:bookmarkStart w:id="42" w:name="ref-basra_determining_2015"/>
     <w:p>
       <w:pPr>
         <w:pStyle w:val="Bibliography"/>
@@ -2732,7 +2732,7 @@
       <w:r>
         <w:t xml:space="preserve"> </w:t>
       </w:r>
-      <w:hyperlink r:id="rId52">
+      <w:hyperlink r:id="rId41">
         <w:r>
           <w:rPr>
             <w:rStyle w:val="Hyperlink"/>
@@ -2744,8 +2744,8 @@
         <w:t xml:space="preserve">.</w:t>
       </w:r>
     </w:p>
-    <w:bookmarkEnd w:id="53"/>
-    <w:bookmarkStart w:id="55" w:name="ref-chopra_assessing_2018"/>
+    <w:bookmarkEnd w:id="42"/>
+    <w:bookmarkStart w:id="44" w:name="ref-chopra_assessing_2018"/>
     <w:p>
       <w:pPr>
         <w:pStyle w:val="Bibliography"/>
@@ -2778,7 +2778,7 @@
       <w:r>
         <w:t xml:space="preserve"> </w:t>
       </w:r>
-      <w:hyperlink r:id="rId54">
+      <w:hyperlink r:id="rId43">
         <w:r>
           <w:rPr>
             <w:rStyle w:val="Hyperlink"/>
@@ -2790,8 +2790,8 @@
         <w:t xml:space="preserve">.</w:t>
       </w:r>
     </w:p>
-    <w:bookmarkEnd w:id="55"/>
-    <w:bookmarkStart w:id="57" w:name="ref-drucker_burden_2017"/>
+    <w:bookmarkEnd w:id="44"/>
+    <w:bookmarkStart w:id="46" w:name="ref-drucker_burden_2017"/>
     <w:p>
       <w:pPr>
         <w:pStyle w:val="Bibliography"/>
@@ -2896,7 +2896,7 @@
       <w:r>
         <w:t xml:space="preserve"> </w:t>
       </w:r>
-      <w:hyperlink r:id="rId56">
+      <w:hyperlink r:id="rId45">
         <w:r>
           <w:rPr>
             <w:rStyle w:val="Hyperlink"/>
@@ -2908,8 +2908,8 @@
         <w:t xml:space="preserve">.</w:t>
       </w:r>
     </w:p>
-    <w:bookmarkEnd w:id="57"/>
-    <w:bookmarkStart w:id="59" w:name="ref-eckert_impact_2017"/>
+    <w:bookmarkEnd w:id="46"/>
+    <w:bookmarkStart w:id="48" w:name="ref-eckert_impact_2017"/>
     <w:p>
       <w:pPr>
         <w:pStyle w:val="Bibliography"/>
@@ -3002,7 +3002,7 @@
       <w:r>
         <w:t xml:space="preserve"> </w:t>
       </w:r>
-      <w:hyperlink r:id="rId58">
+      <w:hyperlink r:id="rId47">
         <w:r>
           <w:rPr>
             <w:rStyle w:val="Hyperlink"/>
@@ -3014,14 +3014,14 @@
         <w:t xml:space="preserve">.</w:t>
       </w:r>
     </w:p>
-    <w:bookmarkEnd w:id="59"/>
-    <w:bookmarkStart w:id="61" w:name="ref-eichenfield_guidelines_2014"/>
+    <w:bookmarkEnd w:id="48"/>
+    <w:bookmarkStart w:id="50" w:name="ref-eichenfield_guidelines_2014"/>
     <w:p>
       <w:pPr>
         <w:pStyle w:val="Bibliography"/>
       </w:pPr>
       <w:r>
-        <w:t xml:space="preserve">Eichenfield, Lawrence F., Wynnis L. Tom, Timothy G. Berger, Alfons Krol, Amy S. Paller, Kathryn Schwarzenberger, James N. Bergman, et al. 2014.</w:t>
+        <w:t xml:space="preserve">Eichenfield, Lawrence F., Wynnis L. Tom, Timothy G. Berger, et al. 2014.</w:t>
       </w:r>
       <w:r>
         <w:t xml:space="preserve"> </w:t>
@@ -3060,7 +3060,7 @@
       <w:r>
         <w:t xml:space="preserve"> </w:t>
       </w:r>
-      <w:hyperlink r:id="rId60">
+      <w:hyperlink r:id="rId49">
         <w:r>
           <w:rPr>
             <w:rStyle w:val="Hyperlink"/>
@@ -3072,8 +3072,8 @@
         <w:t xml:space="preserve">.</w:t>
       </w:r>
     </w:p>
-    <w:bookmarkEnd w:id="61"/>
-    <w:bookmarkStart w:id="63" w:name="ref-finlay_dermatology_1994"/>
+    <w:bookmarkEnd w:id="50"/>
+    <w:bookmarkStart w:id="52" w:name="ref-finlay_dermatology_1994"/>
     <w:p>
       <w:pPr>
         <w:pStyle w:val="Bibliography"/>
@@ -3136,7 +3136,7 @@
       <w:r>
         <w:t xml:space="preserve"> </w:t>
       </w:r>
-      <w:hyperlink r:id="rId62">
+      <w:hyperlink r:id="rId51">
         <w:r>
           <w:rPr>
             <w:rStyle w:val="Hyperlink"/>
@@ -3148,8 +3148,8 @@
         <w:t xml:space="preserve">.</w:t>
       </w:r>
     </w:p>
-    <w:bookmarkEnd w:id="63"/>
-    <w:bookmarkStart w:id="65" w:name="ref-kroenke_phq-9_2001"/>
+    <w:bookmarkEnd w:id="52"/>
+    <w:bookmarkStart w:id="54" w:name="ref-kroenke_phq-9_2001"/>
     <w:p>
       <w:pPr>
         <w:pStyle w:val="Bibliography"/>
@@ -3191,7 +3191,7 @@
       <w:r>
         <w:t xml:space="preserve"> </w:t>
       </w:r>
-      <w:hyperlink r:id="rId64">
+      <w:hyperlink r:id="rId53">
         <w:r>
           <w:rPr>
             <w:rStyle w:val="Hyperlink"/>
@@ -3203,14 +3203,14 @@
         <w:t xml:space="preserve">.</w:t>
       </w:r>
     </w:p>
-    <w:bookmarkEnd w:id="65"/>
-    <w:bookmarkStart w:id="67" w:name="ref-silverberg_patient_2018"/>
+    <w:bookmarkEnd w:id="54"/>
+    <w:bookmarkStart w:id="56" w:name="ref-silverberg_patient_2018"/>
     <w:p>
       <w:pPr>
         <w:pStyle w:val="Bibliography"/>
       </w:pPr>
       <w:r>
-        <w:t xml:space="preserve">Silverberg, Jonathan I., Joel M. Gelfand, David J. Margolis, Mark Boguniewicz, Luz Fonacier, Mitchell H. Grayson, Eric L. Simpson, Peck Y. Ong, and Zelma C. Chiesa Fuxench. 2018.</w:t>
+        <w:t xml:space="preserve">Silverberg, Jonathan I., Joel M. Gelfand, David J. Margolis, et al. 2018.</w:t>
       </w:r>
       <w:r>
         <w:t xml:space="preserve"> </w:t>
@@ -3261,7 +3261,7 @@
       <w:r>
         <w:t xml:space="preserve"> </w:t>
       </w:r>
-      <w:hyperlink r:id="rId66">
+      <w:hyperlink r:id="rId55">
         <w:r>
           <w:rPr>
             <w:rStyle w:val="Hyperlink"/>
@@ -3273,8 +3273,8 @@
         <w:t xml:space="preserve">.</w:t>
       </w:r>
     </w:p>
-    <w:bookmarkEnd w:id="67"/>
-    <w:bookmarkStart w:id="69" w:name="ref-silverberg_adult_2013"/>
+    <w:bookmarkEnd w:id="56"/>
+    <w:bookmarkStart w:id="58" w:name="ref-silverberg_adult_2013"/>
     <w:p>
       <w:pPr>
         <w:pStyle w:val="Bibliography"/>
@@ -3319,7 +3319,7 @@
       <w:r>
         <w:t xml:space="preserve"> </w:t>
       </w:r>
-      <w:hyperlink r:id="rId68">
+      <w:hyperlink r:id="rId57">
         <w:r>
           <w:rPr>
             <w:rStyle w:val="Hyperlink"/>
@@ -3331,14 +3331,14 @@
         <w:t xml:space="preserve">.</w:t>
       </w:r>
     </w:p>
-    <w:bookmarkEnd w:id="69"/>
-    <w:bookmarkStart w:id="71" w:name="ref-simpson_two_2016"/>
+    <w:bookmarkEnd w:id="58"/>
+    <w:bookmarkStart w:id="60" w:name="ref-simpson_two_2016"/>
     <w:p>
       <w:pPr>
         <w:pStyle w:val="Bibliography"/>
       </w:pPr>
       <w:r>
-        <w:t xml:space="preserve">Simpson, Eric L., Thomas Bieber, Emma Guttman-Yassky, Lisa A. Beck, Andrew Blauvelt, Michael J. Cork, Jonathan I. Silverberg, et al. 2016.</w:t>
+        <w:t xml:space="preserve">Simpson, Eric L., Thomas Bieber, Emma Guttman-Yassky, et al. 2016.</w:t>
       </w:r>
       <w:r>
         <w:t xml:space="preserve"> </w:t>
@@ -3428,7 +3428,7 @@
       <w:r>
         <w:t xml:space="preserve"> </w:t>
       </w:r>
-      <w:hyperlink r:id="rId70">
+      <w:hyperlink r:id="rId59">
         <w:r>
           <w:rPr>
             <w:rStyle w:val="Hyperlink"/>
@@ -3440,8 +3440,8 @@
         <w:t xml:space="preserve">.</w:t>
       </w:r>
     </w:p>
-    <w:bookmarkEnd w:id="71"/>
-    <w:bookmarkStart w:id="73" w:name="ref-tackett_structural_2020"/>
+    <w:bookmarkEnd w:id="60"/>
+    <w:bookmarkStart w:id="62" w:name="ref-tackett_structural_2020"/>
     <w:p>
       <w:pPr>
         <w:pStyle w:val="Bibliography"/>
@@ -3492,7 +3492,7 @@
       <w:r>
         <w:t xml:space="preserve"> </w:t>
       </w:r>
-      <w:hyperlink r:id="rId72">
+      <w:hyperlink r:id="rId61">
         <w:r>
           <w:rPr>
             <w:rStyle w:val="Hyperlink"/>
@@ -3504,8 +3504,8 @@
         <w:t xml:space="preserve">.</w:t>
       </w:r>
     </w:p>
-    <w:bookmarkEnd w:id="73"/>
-    <w:bookmarkStart w:id="75" w:name="ref-vanderweele_sensitivity_2017"/>
+    <w:bookmarkEnd w:id="62"/>
+    <w:bookmarkStart w:id="64" w:name="ref-vanderweele_sensitivity_2017"/>
     <w:p>
       <w:pPr>
         <w:pStyle w:val="Bibliography"/>
@@ -3592,7 +3592,7 @@
       <w:r>
         <w:t xml:space="preserve"> </w:t>
       </w:r>
-      <w:hyperlink r:id="rId74">
+      <w:hyperlink r:id="rId63">
         <w:r>
           <w:rPr>
             <w:rStyle w:val="Hyperlink"/>
@@ -3604,8 +3604,8 @@
         <w:t xml:space="preserve">.</w:t>
       </w:r>
     </w:p>
-    <w:bookmarkEnd w:id="75"/>
-    <w:bookmarkStart w:id="77" w:name="ref-white_multiple_2011"/>
+    <w:bookmarkEnd w:id="64"/>
+    <w:bookmarkStart w:id="66" w:name="ref-white_multiple_2011"/>
     <w:p>
       <w:pPr>
         <w:pStyle w:val="Bibliography"/>
@@ -3638,7 +3638,7 @@
       <w:r>
         <w:t xml:space="preserve"> </w:t>
       </w:r>
-      <w:hyperlink r:id="rId76">
+      <w:hyperlink r:id="rId65">
         <w:r>
           <w:rPr>
             <w:rStyle w:val="Hyperlink"/>
@@ -3650,8 +3650,8 @@
         <w:t xml:space="preserve">.</w:t>
       </w:r>
     </w:p>
-    <w:bookmarkEnd w:id="77"/>
-    <w:bookmarkStart w:id="79" w:name="ref-yu_systematic_2018"/>
+    <w:bookmarkEnd w:id="66"/>
+    <w:bookmarkStart w:id="68" w:name="ref-yu_systematic_2018"/>
     <w:p>
       <w:pPr>
         <w:pStyle w:val="Bibliography"/>
@@ -3684,7 +3684,7 @@
       <w:r>
         <w:t xml:space="preserve"> </w:t>
       </w:r>
-      <w:hyperlink r:id="rId78">
+      <w:hyperlink r:id="rId67">
         <w:r>
           <w:rPr>
             <w:rStyle w:val="Hyperlink"/>
@@ -3696,9 +3696,9 @@
         <w:t xml:space="preserve">.</w:t>
       </w:r>
     </w:p>
-    <w:bookmarkEnd w:id="79"/>
-    <w:bookmarkEnd w:id="80"/>
-    <w:bookmarkEnd w:id="81"/>
+    <w:bookmarkEnd w:id="68"/>
+    <w:bookmarkEnd w:id="69"/>
+    <w:bookmarkEnd w:id="70"/>
     <w:sectPr>
       <w:footnotePr>
         <w:numRestart w:val="eachSect"/>
@@ -3820,10 +3820,10 @@
   <w:docDefaults>
     <w:rPrDefault>
       <w:rPr>
-        <w:rFonts w:asciiTheme="minorHAnsi" w:cstheme="minorBidi" w:eastAsiaTheme="minorHAnsi" w:hAnsiTheme="minorHAnsi"/>
+        <w:rFonts w:asciiTheme="minorHAnsi" w:cstheme="minorBidi" w:eastAsiaTheme="minorEastAsia" w:hAnsiTheme="minorHAnsi"/>
         <w:sz w:val="24"/>
         <w:szCs w:val="24"/>
-        <w:lang w:bidi="ar-SA" w:eastAsia="en-US" w:val="en-US"/>
+        <w:lang w:bidi="ar-SA" w:eastAsia="zh-CN" w:val="en-US"/>
       </w:rPr>
     </w:rPrDefault>
     <w:pPrDefault>
@@ -4364,13 +4364,6 @@
       </w:tblCellMar>
     </w:tblPr>
     <w:tblStylePr w:type="firstRow">
-      <w:tblPr>
-        <w:jc w:val="left"/>
-        <w:tblInd w:type="dxa" w:w="0"/>
-      </w:tblPr>
-      <w:trPr>
-        <w:jc w:val="left"/>
-      </w:trPr>
       <w:tcPr>
         <w:tcBorders>
           <w:bottom w:val="single"/>
